--- a/LF12 Projektarbeit.docx
+++ b/LF12 Projektarbeit.docx
@@ -29,13 +29,14 @@
       </w:r>
       <w:r>
         <w:br/>
-        <w:t>Geräte-</w:t>
-      </w:r>
-      <w:proofErr w:type="spellStart"/>
-      <w:r>
-        <w:t>Heatmap</w:t>
-      </w:r>
-      <w:proofErr w:type="spellEnd"/>
+        <w:t>Geräte-Heatmap</w:t>
+      </w:r>
+      <w:r>
+        <w:br/>
+      </w:r>
+      <w:r>
+        <w:t>Beschleunigungstest</w:t>
+      </w:r>
       <w:r>
         <w:br/>
       </w:r>
@@ -51,6 +52,12 @@
     <w:p>
       <w:r>
         <w:t>Anna, Moritz, Felix</w:t>
+      </w:r>
+      <w:r>
+        <w:t>, Jay</w:t>
+      </w:r>
+      <w:r>
+        <w:t>, Leon</w:t>
       </w:r>
     </w:p>
     <w:p/>

--- a/LF12 Projektarbeit.docx
+++ b/LF12 Projektarbeit.docx
@@ -29,13 +29,24 @@
       </w:r>
       <w:r>
         <w:br/>
-        <w:t>Geräte-Heatmap</w:t>
-      </w:r>
+        <w:t>Geräte-</w:t>
+      </w:r>
+      <w:proofErr w:type="spellStart"/>
+      <w:r>
+        <w:t>Heatmap</w:t>
+      </w:r>
+      <w:proofErr w:type="spellEnd"/>
       <w:r>
         <w:br/>
       </w:r>
       <w:r>
         <w:t>Beschleunigungstest</w:t>
+      </w:r>
+      <w:r>
+        <w:br/>
+      </w:r>
+      <w:r>
+        <w:t>Anwesenheitskontrolle für Schüler</w:t>
       </w:r>
       <w:r>
         <w:br/>
@@ -51,13 +62,10 @@
     </w:p>
     <w:p>
       <w:r>
-        <w:t>Anna, Moritz, Felix</w:t>
+        <w:t>Anna, Moritz</w:t>
       </w:r>
       <w:r>
         <w:t>, Jay</w:t>
-      </w:r>
-      <w:r>
-        <w:t>, Leon</w:t>
       </w:r>
     </w:p>
     <w:p/>

--- a/LF12 Projektarbeit.docx
+++ b/LF12 Projektarbeit.docx
@@ -62,13 +62,24 @@
     </w:p>
     <w:p>
       <w:r>
-        <w:t>Anna, Moritz</w:t>
-      </w:r>
-      <w:r>
-        <w:t>, Jay</w:t>
+        <w:t>Anna</w:t>
+      </w:r>
+      <w:r>
+        <w:br/>
+      </w:r>
+      <w:r>
+        <w:t>Moritz</w:t>
+      </w:r>
+      <w:r>
+        <w:t xml:space="preserve"> (Hardware)</w:t>
+      </w:r>
+      <w:r>
+        <w:br/>
+      </w:r>
+      <w:r>
+        <w:t>Jay</w:t>
       </w:r>
     </w:p>
-    <w:p/>
     <w:p>
       <w:pPr>
         <w:pStyle w:val="berschrift1"/>
@@ -128,6 +139,9 @@
             <w:r>
               <w:t>Rafael, Marius, Falk</w:t>
             </w:r>
+            <w:r>
+              <w:t>, Ben, Arne</w:t>
+            </w:r>
           </w:p>
         </w:tc>
       </w:tr>
@@ -149,6 +163,9 @@
           <w:p>
             <w:r>
               <w:t>Leon</w:t>
+            </w:r>
+            <w:r>
+              <w:t>, Simon, Moritz, Finn, Joel, Jannik, Mariusz, Tizian</w:t>
             </w:r>
           </w:p>
         </w:tc>
@@ -588,6 +605,7 @@
   <w:style w:type="character" w:default="1" w:styleId="Absatz-Standardschriftart">
     <w:name w:val="Default Paragraph Font"/>
     <w:uiPriority w:val="1"/>
+    <w:semiHidden/>
     <w:unhideWhenUsed/>
   </w:style>
   <w:style w:type="table" w:default="1" w:styleId="NormaleTabelle">
